--- a/99-source-docx/WP-2026-STRAT-NSCC-01.docx
+++ b/99-source-docx/WP-2026-STRAT-NSCC-01.docx
@@ -976,7 +976,7 @@
               <w:rPr>
                 <w:rStyle w:val="FootnoteReference"/>
               </w:rPr>
-              <w:footnoteReference w:id="4"/>
+              <w:footnoteReference w:id="3"/>
             </w:r>
             <w:r>
               <w:rPr>
@@ -991,7 +991,7 @@
               <w:rPr>
                 <w:rStyle w:val="FootnoteReference"/>
               </w:rPr>
-              <w:footnoteReference w:id="17"/>
+              <w:footnoteReference w:id="4"/>
             </w:r>
             <w:r>
               <w:rPr>
@@ -1341,19 +1341,19 @@
         <w:rPr>
           <w:rStyle w:val="FootnoteReference"/>
         </w:rPr>
-        <w:footnoteReference w:id="1"/>
+        <w:footnoteReference w:id="5"/>
       </w:r>
       <w:r>
         <w:rPr>
           <w:rStyle w:val="FootnoteReference"/>
         </w:rPr>
-        <w:footnoteReference w:id="2"/>
+        <w:footnoteReference w:id="6"/>
       </w:r>
       <w:r>
         <w:rPr>
           <w:rStyle w:val="FootnoteReference"/>
         </w:rPr>
-        <w:footnoteReference w:id="3"/>
+        <w:footnoteReference w:id="7"/>
       </w:r>
       <w:r>
         <w:rPr>
@@ -1368,13 +1368,13 @@
         <w:rPr>
           <w:rStyle w:val="FootnoteReference"/>
         </w:rPr>
-        <w:footnoteReference w:id="4"/>
+        <w:footnoteReference w:id="8"/>
       </w:r>
       <w:r>
         <w:rPr>
           <w:rStyle w:val="FootnoteReference"/>
         </w:rPr>
-        <w:footnoteReference w:id="5"/>
+        <w:footnoteReference w:id="9"/>
       </w:r>
       <w:r>
         <w:rPr>
@@ -1404,7 +1404,7 @@
         <w:rPr>
           <w:rStyle w:val="FootnoteReference"/>
         </w:rPr>
-        <w:footnoteReference w:id="2"/>
+        <w:footnoteReference w:id="10"/>
       </w:r>
       <w:r>
         <w:rPr>
@@ -1451,13 +1451,13 @@
         <w:rPr>
           <w:rStyle w:val="FootnoteReference"/>
         </w:rPr>
-        <w:footnoteReference w:id="1"/>
+        <w:footnoteReference w:id="11"/>
       </w:r>
       <w:r>
         <w:rPr>
           <w:rStyle w:val="FootnoteReference"/>
         </w:rPr>
-        <w:footnoteReference w:id="3"/>
+        <w:footnoteReference w:id="12"/>
       </w:r>
       <w:r>
         <w:rPr>
@@ -1487,7 +1487,7 @@
         <w:rPr>
           <w:rStyle w:val="FootnoteReference"/>
         </w:rPr>
-        <w:footnoteReference w:id="21"/>
+        <w:footnoteReference w:id="13"/>
       </w:r>
       <w:r>
         <w:rPr>
@@ -1534,7 +1534,7 @@
         <w:rPr>
           <w:rStyle w:val="FootnoteReference"/>
         </w:rPr>
-        <w:footnoteReference w:id="18"/>
+        <w:footnoteReference w:id="14"/>
       </w:r>
       <w:r>
         <w:rPr>
@@ -1549,7 +1549,7 @@
         <w:rPr>
           <w:rStyle w:val="FootnoteReference"/>
         </w:rPr>
-        <w:footnoteReference w:id="19"/>
+        <w:footnoteReference w:id="15"/>
       </w:r>
       <w:r>
         <w:rPr>
@@ -1687,13 +1687,13 @@
         <w:rPr>
           <w:rStyle w:val="FootnoteReference"/>
         </w:rPr>
-        <w:footnoteReference w:id="8"/>
+        <w:footnoteReference w:id="16"/>
       </w:r>
       <w:r>
         <w:rPr>
           <w:rStyle w:val="FootnoteReference"/>
         </w:rPr>
-        <w:footnoteReference w:id="9"/>
+        <w:footnoteReference w:id="17"/>
       </w:r>
       <w:r>
         <w:rPr>
@@ -1708,13 +1708,13 @@
         <w:rPr>
           <w:rStyle w:val="FootnoteReference"/>
         </w:rPr>
-        <w:footnoteReference w:id="12"/>
+        <w:footnoteReference w:id="18"/>
       </w:r>
       <w:r>
         <w:rPr>
           <w:rStyle w:val="FootnoteReference"/>
         </w:rPr>
-        <w:footnoteReference w:id="13"/>
+        <w:footnoteReference w:id="19"/>
       </w:r>
       <w:r>
         <w:rPr>
@@ -1729,7 +1729,7 @@
         <w:rPr>
           <w:rStyle w:val="FootnoteReference"/>
         </w:rPr>
-        <w:footnoteReference w:id="14"/>
+        <w:footnoteReference w:id="20"/>
       </w:r>
     </w:p>
     <w:p>
@@ -1761,13 +1761,13 @@
         <w:rPr>
           <w:rStyle w:val="FootnoteReference"/>
         </w:rPr>
-        <w:footnoteReference w:id="10"/>
+        <w:footnoteReference w:id="21"/>
       </w:r>
       <w:r>
         <w:rPr>
           <w:rStyle w:val="FootnoteReference"/>
         </w:rPr>
-        <w:footnoteReference w:id="11"/>
+        <w:footnoteReference w:id="22"/>
       </w:r>
       <w:r>
         <w:rPr>
@@ -1879,7 +1879,7 @@
         <w:rPr>
           <w:rStyle w:val="FootnoteReference"/>
         </w:rPr>
-        <w:footnoteReference w:id="9"/>
+        <w:footnoteReference w:id="23"/>
       </w:r>
     </w:p>
     <w:p>
@@ -1969,7 +1969,7 @@
         <w:rPr>
           <w:rStyle w:val="FootnoteReference"/>
         </w:rPr>
-        <w:footnoteReference w:id="8"/>
+        <w:footnoteReference w:id="24"/>
       </w:r>
       <w:r>
         <w:rPr>
@@ -2068,7 +2068,7 @@
         <w:rPr>
           <w:rStyle w:val="FootnoteReference"/>
         </w:rPr>
-        <w:footnoteReference w:id="15"/>
+        <w:footnoteReference w:id="25"/>
       </w:r>
       <w:r>
         <w:rPr>
@@ -3064,7 +3064,7 @@
         <w:rPr>
           <w:rStyle w:val="FootnoteReference"/>
         </w:rPr>
-        <w:footnoteReference w:id="16"/>
+        <w:footnoteReference w:id="26"/>
       </w:r>
       <w:r>
         <w:rPr>
@@ -3079,19 +3079,19 @@
         <w:rPr>
           <w:rStyle w:val="FootnoteReference"/>
         </w:rPr>
-        <w:footnoteReference w:id="5"/>
+        <w:footnoteReference w:id="27"/>
       </w:r>
       <w:r>
         <w:rPr>
           <w:rStyle w:val="FootnoteReference"/>
         </w:rPr>
-        <w:footnoteReference w:id="6"/>
+        <w:footnoteReference w:id="28"/>
       </w:r>
       <w:r>
         <w:rPr>
           <w:rStyle w:val="FootnoteReference"/>
         </w:rPr>
-        <w:footnoteReference w:id="7"/>
+        <w:footnoteReference w:id="29"/>
       </w:r>
     </w:p>
     <w:p>
@@ -3123,13 +3123,13 @@
         <w:rPr>
           <w:rStyle w:val="FootnoteReference"/>
         </w:rPr>
-        <w:footnoteReference w:id="1"/>
+        <w:footnoteReference w:id="30"/>
       </w:r>
       <w:r>
         <w:rPr>
           <w:rStyle w:val="FootnoteReference"/>
         </w:rPr>
-        <w:footnoteReference w:id="2"/>
+        <w:footnoteReference w:id="31"/>
       </w:r>
       <w:r>
         <w:rPr>
@@ -3209,7 +3209,7 @@
         <w:rPr>
           <w:rStyle w:val="FootnoteReference"/>
         </w:rPr>
-        <w:footnoteReference w:id="16"/>
+        <w:footnoteReference w:id="32"/>
       </w:r>
       <w:r>
         <w:rPr>
@@ -3224,7 +3224,7 @@
         <w:rPr>
           <w:rStyle w:val="FootnoteReference"/>
         </w:rPr>
-        <w:footnoteReference w:id="20"/>
+        <w:footnoteReference w:id="33"/>
       </w:r>
       <w:r>
         <w:rPr>
@@ -3290,7 +3290,7 @@
         <w:rPr>
           <w:rStyle w:val="FootnoteReference"/>
         </w:rPr>
-        <w:footnoteReference w:id="16"/>
+        <w:footnoteReference w:id="34"/>
       </w:r>
       <w:r>
         <w:rPr>
@@ -3389,7 +3389,7 @@
         <w:rPr>
           <w:rStyle w:val="FootnoteReference"/>
         </w:rPr>
-        <w:footnoteReference w:id="17"/>
+        <w:footnoteReference w:id="35"/>
       </w:r>
     </w:p>
     <w:p>
@@ -3479,7 +3479,7 @@
         <w:rPr>
           <w:rStyle w:val="FootnoteReference"/>
         </w:rPr>
-        <w:footnoteReference w:id="20"/>
+        <w:footnoteReference w:id="36"/>
       </w:r>
       <w:r>
         <w:rPr>
@@ -4475,7 +4475,7 @@
         <w:rPr>
           <w:rStyle w:val="FootnoteReference"/>
         </w:rPr>
-        <w:footnoteReference w:id="17"/>
+        <w:footnoteReference w:id="37"/>
       </w:r>
       <w:r>
         <w:rPr>
@@ -4490,13 +4490,13 @@
         <w:rPr>
           <w:rStyle w:val="FootnoteReference"/>
         </w:rPr>
-        <w:footnoteReference w:id="4"/>
+        <w:footnoteReference w:id="38"/>
       </w:r>
       <w:r>
         <w:rPr>
           <w:rStyle w:val="FootnoteReference"/>
         </w:rPr>
-        <w:footnoteReference w:id="5"/>
+        <w:footnoteReference w:id="39"/>
       </w:r>
     </w:p>
     <w:p>
@@ -4523,6 +4523,12 @@
           <w:szCs w:val="22"/>
         </w:rPr>
         <w:t xml:space="preserve">Simulation software, materials databases, and weapons-effects modeling tools are not currently subject to coordinated multilateral controls. The Wassenaar dual-use list captures some simulation capabilities under Category 4 (Computers) and Category 6 (Sensors and Lasers) but does not comprehensively address hydrocode solvers, equation-of-state libraries, or integrated simulation pipelines purpose-built for munition-target interaction analysis.</w:t>
+      </w:r>
+      <w:r>
+        <w:rPr>
+          <w:rStyle w:val="FootnoteReference"/>
+        </w:rPr>
+        <w:footnoteReference w:id="40"/>
       </w:r>
       <w:r>
         <w:rPr>
@@ -4625,7 +4631,7 @@
         <w:rPr>
           <w:rStyle w:val="FootnoteReference"/>
         </w:rPr>
-        <w:footnoteReference w:id="17"/>
+        <w:footnoteReference w:id="41"/>
       </w:r>
       <w:r>
         <w:rPr>
@@ -4802,15 +4808,26 @@
       <w:r>
         <w:rPr>
           <w:rFonts w:ascii="Arial" w:cs="Arial" w:eastAsia="Arial" w:hAnsi="Arial"/>
-          <w:b w:val="false"/>
-          <w:bCs w:val="false"/>
-          <w:i w:val="false"/>
-          <w:iCs w:val="false"/>
-          <w:color w:val="000000"/>
-          <w:sz w:val="22"/>
-          <w:szCs w:val="22"/>
-        </w:rPr>
-        <w:t xml:space="preserve">Negotiate enhanced enforcement cooperation agreements with Singapore, UAE, and Malaysia—the three jurisdictions most frequently identified in open-source reporting as transshipment nodes for dual-use technology procurement destined for PRC defense-industrial end-users. These agreements should include information sharing on end-user verification, mutual recognition of denied parties lists, and coordinated enforcement actions against entities exhibiting patterns-of-conduct consistent with procurement evasion, diversion, or concealed defense end-use support.</w:t>
+          <w:color w:val="000000"/>
+          <w:sz w:val="22"/>
+          <w:szCs w:val="22"/>
+        </w:rPr>
+        <w:t xml:space="preserve">Negotiate enhanced enforcement cooperation agreements with Singapore, UAE, and Malaysia—the three jurisdictions most frequently identified in open-source reporting as transshipment nodes for dual-use technology procurement destined for PRC defense-industrial end-users.</w:t>
+      </w:r>
+      <w:r>
+        <w:rPr>
+          <w:rStyle w:val="FootnoteReference"/>
+        </w:rPr>
+        <w:footnoteReference w:id="42"/>
+      </w:r>
+      <w:r>
+        <w:rPr>
+          <w:rFonts w:ascii="Arial" w:cs="Arial" w:eastAsia="Arial" w:hAnsi="Arial"/>
+          <w:color w:val="000000"/>
+          <w:sz w:val="22"/>
+          <w:szCs w:val="22"/>
+        </w:rPr>
+        <w:t xml:space="preserve"> These agreements should include information sharing on end-user verification, mutual recognition of denied parties lists, and coordinated enforcement actions against entities exhibiting patterns-of-conduct consistent with procurement evasion, diversion, or concealed defense end-use support.</w:t>
       </w:r>
     </w:p>
     <w:p>
@@ -4900,7 +4917,7 @@
         <w:rPr>
           <w:rStyle w:val="FootnoteReference"/>
         </w:rPr>
-        <w:footnoteReference w:id="15"/>
+        <w:footnoteReference w:id="43"/>
       </w:r>
       <w:r>
         <w:rPr>
@@ -6027,7 +6044,22 @@
           <w:sz w:val="22"/>
           <w:szCs w:val="22"/>
         </w:rPr>
-        <w:t xml:space="preserve">, 686 F.3d 965 (9th Cir. 2012). Mitigation: ensure the government record, to the extent developed by relevant agencies, is sufficient to support </w:t>
+        <w:t xml:space="preserve">, 686 F.3d 965 (9th Cir. 2012).</w:t>
+      </w:r>
+      <w:r>
+        <w:rPr>
+          <w:rStyle w:val="FootnoteReference"/>
+        </w:rPr>
+        <w:footnoteReference w:id="44"/>
+      </w:r>
+      <w:r>
+        <w:rPr>
+          <w:rFonts w:ascii="Arial" w:cs="Arial" w:eastAsia="Arial" w:hAnsi="Arial"/>
+          <w:color w:val="000000"/>
+          <w:sz w:val="22"/>
+          <w:szCs w:val="22"/>
+        </w:rPr>
+        <w:t xml:space="preserve"> Mitigation: ensure the government record, to the extent developed by relevant agencies, is sufficient to support </w:t>
       </w:r>
       <w:r>
         <w:rPr>
@@ -6157,7 +6189,7 @@
         <w:rPr>
           <w:rStyle w:val="FootnoteReference"/>
         </w:rPr>
-        <w:footnoteReference w:id="2"/>
+        <w:footnoteReference w:id="45"/>
       </w:r>
       <w:r>
         <w:rPr>
@@ -8614,7 +8646,7 @@
         <w:rPr>
           <w:rStyle w:val="FootnoteReference"/>
         </w:rPr>
-        <w:footnoteReference w:id="2"/>
+        <w:footnoteReference w:id="46"/>
       </w:r>
     </w:p>
     <w:p>
@@ -8770,7 +8802,7 @@
           <w:sz w:val="22"/>
           <w:szCs w:val="22"/>
         </w:rPr>
-        <w:t xml:space="preserve">This appendix lists unique sources cited in the memorandum, classified by tier and reliability assessment. The document contains 21 footnotes that resolve to the unique sources listed below. Multiple footnote references to the same source reflect reuse, not independent corroboration.</w:t>
+        <w:t xml:space="preserve">This appendix lists unique sources cited in the memorandum, classified by tier and reliability assessment. The document contains 22 footnotes that resolve to the unique sources listed below. Multiple footnote references to the same source reflect reuse, not independent corroboration.</w:t>
       </w:r>
     </w:p>
     <w:p>
@@ -9044,6 +9076,32 @@
       <w:r>
         <w:rPr>
           <w:rFonts w:ascii="Arial" w:cs="Arial" w:eastAsia="Arial" w:hAnsi="Arial"/>
+          <w:b/>
+          <w:bCs/>
+          <w:color w:val="000000"/>
+          <w:sz w:val="22"/>
+          <w:szCs w:val="22"/>
+        </w:rPr>
+        <w:t xml:space="preserve">9. </w:t>
+      </w:r>
+      <w:r>
+        <w:rPr>
+          <w:rFonts w:ascii="Arial" w:cs="Arial" w:eastAsia="Arial" w:hAnsi="Arial"/>
+          <w:color w:val="000000"/>
+          <w:sz w:val="22"/>
+          <w:szCs w:val="22"/>
+        </w:rPr>
+        <w:t xml:space="preserve">KindHearts for Charitable Humanitarian Development, Inc. v. Geithner, 647 F.Supp.2d 857 (N.D. Ohio 2009); Al Haramain Islamic Foundation, Inc. v. U.S. Dep’t of Treasury, 686 F.3d 965 (9th Cir. 2012); Holder v. Humanitarian Law Project, 561 U.S. 1 (2010).</w:t>
+      </w:r>
+    </w:p>
+    <w:p>
+      <w:pPr>
+        <w:spacing w:after="200" w:before="0" w:line="276"/>
+        <w:jc w:val="left"/>
+      </w:pPr>
+      <w:r>
+        <w:rPr>
+          <w:rFonts w:ascii="Arial" w:cs="Arial" w:eastAsia="Arial" w:hAnsi="Arial"/>
           <w:b w:val="false"/>
           <w:bCs w:val="false"/>
           <w:i w:val="false"/>
@@ -9105,7 +9163,7 @@
           <w:sz w:val="22"/>
           <w:szCs w:val="22"/>
         </w:rPr>
-        <w:t xml:space="preserve">9. </w:t>
+        <w:t xml:space="preserve">10. </w:t>
       </w:r>
       <w:r>
         <w:rPr>
@@ -9131,7 +9189,7 @@
           <w:sz w:val="22"/>
           <w:szCs w:val="22"/>
         </w:rPr>
-        <w:t xml:space="preserve">10. </w:t>
+        <w:t xml:space="preserve">11. </w:t>
       </w:r>
       <w:r>
         <w:rPr>
@@ -9157,7 +9215,7 @@
           <w:sz w:val="22"/>
           <w:szCs w:val="22"/>
         </w:rPr>
-        <w:t xml:space="preserve">11. </w:t>
+        <w:t xml:space="preserve">12. </w:t>
       </w:r>
       <w:r>
         <w:rPr>
@@ -9183,7 +9241,7 @@
           <w:sz w:val="22"/>
           <w:szCs w:val="22"/>
         </w:rPr>
-        <w:t xml:space="preserve">12. </w:t>
+        <w:t xml:space="preserve">13. </w:t>
       </w:r>
       <w:r>
         <w:rPr>
@@ -9209,7 +9267,7 @@
           <w:sz w:val="22"/>
           <w:szCs w:val="22"/>
         </w:rPr>
-        <w:t xml:space="preserve">13. </w:t>
+        <w:t xml:space="preserve">14. </w:t>
       </w:r>
       <w:r>
         <w:rPr>
@@ -9235,7 +9293,7 @@
           <w:sz w:val="22"/>
           <w:szCs w:val="22"/>
         </w:rPr>
-        <w:t xml:space="preserve">14. </w:t>
+        <w:t xml:space="preserve">15. </w:t>
       </w:r>
       <w:r>
         <w:rPr>
@@ -9261,7 +9319,7 @@
           <w:sz w:val="22"/>
           <w:szCs w:val="22"/>
         </w:rPr>
-        <w:t xml:space="preserve">15. </w:t>
+        <w:t xml:space="preserve">16. </w:t>
       </w:r>
       <w:r>
         <w:rPr>
@@ -9342,7 +9400,7 @@
           <w:sz w:val="22"/>
           <w:szCs w:val="22"/>
         </w:rPr>
-        <w:t xml:space="preserve">16. </w:t>
+        <w:t xml:space="preserve">17. </w:t>
       </w:r>
       <w:r>
         <w:rPr>
@@ -9368,7 +9426,7 @@
           <w:sz w:val="22"/>
           <w:szCs w:val="22"/>
         </w:rPr>
-        <w:t xml:space="preserve">17. </w:t>
+        <w:t xml:space="preserve">18. </w:t>
       </w:r>
       <w:r>
         <w:rPr>
@@ -9394,7 +9452,7 @@
           <w:sz w:val="22"/>
           <w:szCs w:val="22"/>
         </w:rPr>
-        <w:t xml:space="preserve">18. </w:t>
+        <w:t xml:space="preserve">19. </w:t>
       </w:r>
       <w:r>
         <w:rPr>
@@ -9475,7 +9533,7 @@
           <w:sz w:val="22"/>
           <w:szCs w:val="22"/>
         </w:rPr>
-        <w:t xml:space="preserve">19. </w:t>
+        <w:t xml:space="preserve">20. </w:t>
       </w:r>
       <w:r>
         <w:rPr>
@@ -9501,7 +9559,7 @@
           <w:sz w:val="22"/>
           <w:szCs w:val="22"/>
         </w:rPr>
-        <w:t xml:space="preserve">20. </w:t>
+        <w:t xml:space="preserve">21. </w:t>
       </w:r>
       <w:r>
         <w:rPr>
@@ -9565,7 +9623,7 @@
           <w:sz w:val="22"/>
           <w:szCs w:val="22"/>
         </w:rPr>
-        <w:t xml:space="preserve">This memorandum cites 20 unique sources across 21 footnotes. The legal and regulatory tier (sources 1–8) is robust and internally cross-verified. The enforcement tier (sources 9–15) is anchored to official agency publications. The predicate event tier (sources 16–18) is concentrated: three news outlets reporting on the same unverified event, with NetAskari providing the only detailed interpretation of sample data content. No independent weapons-effects subject-matter expert analysis of the reported data samples has been published as of the date of this memorandum. Analytical inferences derived from Tier 3 sources are explicitly tagged as TIER 2 assessments throughout the document.</w:t>
+        <w:t xml:space="preserve">This memorandum cites 21 unique sources across 22 footnotes. The legal and regulatory tier (sources 1–9) is robust and internally cross-verified. The enforcement tier (sources 10–16) is anchored to official agency publications. The predicate event tier (sources 17–19) is concentrated: three news outlets reporting on the same unverified event, with NetAskari providing the only detailed interpretation of sample data content. No independent weapons-effects subject-matter expert analysis of the reported data samples has been published as of the date of this memorandum. Analytical inferences derived from Tier 3 sources are explicitly tagged as TIER 2 assessments throughout the document.</w:t>
       </w:r>
     </w:p>
     <w:sectPr>
@@ -9749,7 +9807,7 @@
           <w:sz w:val="18"/>
           <w:szCs w:val="18"/>
         </w:rPr>
-        <w:t xml:space="preserve">Anton Shilov, "10 petabytes of sensitive data stolen from China’s National Supercomputing Center, hackers claim," Tom’s Hardware, April 2026.</w:t>
+        <w:t xml:space="preserve">Bureau of Industry and Security, "BIS Updated Public Information Page on Export Controls Imposed on Advanced Computing and Semiconductor Manufacturing Items to the PRC," U.S. Department of Commerce. https://www.bis.gov/press-release/bis-updated-public-information-page-export-controls-imposed-advanced-computing-semiconductor</w:t>
       </w:r>
     </w:p>
   </w:footnote>
@@ -9770,7 +9828,7 @@
           <w:sz w:val="18"/>
           <w:szCs w:val="18"/>
         </w:rPr>
-        <w:t xml:space="preserve">Bureau of Industry and Security, "BIS Updated Public Information Page on Export Controls Imposed on Advanced Computing and Semiconductor Manufacturing Items to the PRC," U.S. Department of Commerce. https://www.bis.gov/press-release/bis-updated-public-information-page-export-controls-imposed-advanced-computing-semiconductor</w:t>
+        <w:t xml:space="preserve">Wassenaar Arrangement on Export Controls for Conventional Arms and Dual-Use Goods and Technologies, public documents and control lists, www.wassenaar.org. See also U.S. Department of State, Bureau of International Security and Nonproliferation, Wassenaar Arrangement overview.</w:t>
       </w:r>
     </w:p>
   </w:footnote>
@@ -9791,7 +9849,7 @@
           <w:sz w:val="18"/>
           <w:szCs w:val="18"/>
         </w:rPr>
-        <w:t xml:space="preserve">Bureau of Industry and Security, "Commerce Strengthens Restrictions on Advanced Computing Semiconductors, Semiconductor Manufacturing Equipment, and Items for Supercomputer and Entity List End Uses," October 17, 2023.</w:t>
+        <w:t xml:space="preserve">CNN, "A hacker has allegedly breached one of China’s supercomputers and is attempting to sell a trove of stolen data," April 8, 2026. https://edition.cnn.com/2026/04/08/china/china-supercomputer-hackers-hnk-intl</w:t>
       </w:r>
     </w:p>
   </w:footnote>
@@ -9812,7 +9870,7 @@
           <w:sz w:val="18"/>
           <w:szCs w:val="18"/>
         </w:rPr>
-        <w:t xml:space="preserve">Bureau of Industry and Security, "Commerce Releases Clarifications of Export Control Rules to Restrict PRC’s Access to Advanced Computing Chips," April 4, 2024.</w:t>
+        <w:t xml:space="preserve">Marc Hofer (NetAskari), "China’s massive data leak of military secrets?" Substack, March 2026. https://netaskari.substack.com/p/chinas-massive-data-leak-of-military</w:t>
       </w:r>
     </w:p>
   </w:footnote>
@@ -9833,7 +9891,7 @@
           <w:sz w:val="18"/>
           <w:szCs w:val="18"/>
         </w:rPr>
-        <w:t xml:space="preserve">Bureau of Industry and Security, "Commerce Strengthens Export Controls to Restrict China’s Capability to Produce Advanced Semiconductors for Military Modernization," December 2, 2024.</w:t>
+        <w:t xml:space="preserve">Anton Shilov, "10 petabytes of sensitive data stolen from China’s National Supercomputing Center, hackers claim," Tom’s Hardware, April 2026.</w:t>
       </w:r>
     </w:p>
   </w:footnote>
@@ -9854,7 +9912,7 @@
           <w:sz w:val="18"/>
           <w:szCs w:val="18"/>
         </w:rPr>
-        <w:t xml:space="preserve">Financial Crimes Enforcement Network, "311 and 9714 Special Measures," U.S. Department of the Treasury. https://www.fincen.gov/resources/statutes-and-regulations/311-and-9714-special-measures</w:t>
+        <w:t xml:space="preserve">Bureau of Industry and Security, "BIS Updated Public Information Page on Export Controls Imposed on Advanced Computing and Semiconductor Manufacturing Items to the PRC," U.S. Department of Commerce. https://www.bis.gov/press-release/bis-updated-public-information-page-export-controls-imposed-advanced-computing-semiconductor</w:t>
       </w:r>
     </w:p>
   </w:footnote>
@@ -9875,7 +9933,7 @@
           <w:sz w:val="18"/>
           <w:szCs w:val="18"/>
         </w:rPr>
-        <w:t xml:space="preserve">USA PATRIOT Act of 2001, Pub. L. 107-56, §311, codified at 31 U.S.C. §5318A.</w:t>
+        <w:t xml:space="preserve">Bureau of Industry and Security, "Commerce Strengthens Restrictions on Advanced Computing Semiconductors, Semiconductor Manufacturing Equipment, and Items for Supercomputer and Entity List End Uses," October 17, 2023.</w:t>
       </w:r>
     </w:p>
   </w:footnote>
@@ -9896,7 +9954,7 @@
           <w:sz w:val="18"/>
           <w:szCs w:val="18"/>
         </w:rPr>
-        <w:t xml:space="preserve">Financial Crimes Enforcement Network, "FinCEN Finds Iraq-based Al-Huda Bank to be of Primary Money Laundering Concern and Proposes a Rule to Combat Terrorist Financing," January 29, 2024.</w:t>
+        <w:t xml:space="preserve">Marc Hofer (NetAskari), "China’s massive data leak of military secrets?" Substack, March 2026. https://netaskari.substack.com/p/chinas-massive-data-leak-of-military</w:t>
       </w:r>
     </w:p>
   </w:footnote>
@@ -9917,7 +9975,7 @@
           <w:sz w:val="18"/>
           <w:szCs w:val="18"/>
         </w:rPr>
-        <w:t xml:space="preserve">Financial Crimes Enforcement Network, "Imposition of Special Measure regarding Huione Group, as a Foreign Financial Institution of Primary Money Laundering Concern," Final Rule, October 2025.</w:t>
+        <w:t xml:space="preserve">CNN, "A hacker has allegedly breached one of China’s supercomputers and is attempting to sell a trove of stolen data," April 8, 2026. https://edition.cnn.com/2026/04/08/china/china-supercomputer-hackers-hnk-intl</w:t>
       </w:r>
     </w:p>
   </w:footnote>
@@ -9938,7 +9996,7 @@
           <w:sz w:val="18"/>
           <w:szCs w:val="18"/>
         </w:rPr>
-        <w:t xml:space="preserve">Office of Foreign Assets Control, "Chinese Military Companies Sanctions," U.S. Department of the Treasury. https://ofac.treasury.gov/sanctions-programs-and-country-information/chinese-military-companies-sanctions</w:t>
+        <w:t xml:space="preserve">Anton Shilov, "10 petabytes of sensitive data stolen from China’s National Supercomputing Center, hackers claim," Tom’s Hardware, April 2026.</w:t>
       </w:r>
     </w:p>
   </w:footnote>
@@ -9959,7 +10017,7 @@
           <w:sz w:val="18"/>
           <w:szCs w:val="18"/>
         </w:rPr>
-        <w:t xml:space="preserve">Executive Order 13959, "Addressing the Threat from Securities Investments that Finance Communist Chinese Military Companies," November 12, 2020, as amended by E.O. 14032, June 3, 2021.</w:t>
+        <w:t xml:space="preserve">Bureau of Industry and Security, multiple enforcement actions against transshipment networks routing controlled items to PRC end-users through third-country intermediaries, 2022–2025. See also U.S. Department of Justice, press releases on export control enforcement cases involving Singapore-, UAE-, and Malaysia-based intermediaries.</w:t>
       </w:r>
     </w:p>
   </w:footnote>
@@ -9980,7 +10038,7 @@
           <w:sz w:val="18"/>
           <w:szCs w:val="18"/>
         </w:rPr>
-        <w:t xml:space="preserve">Executive Order 14105, "Addressing United States Investments in Certain National Security Technologies and Products in Countries of Concern," August 9, 2023.</w:t>
+        <w:t xml:space="preserve">Sean Lyngaas, "Nearly one billion people had their personal data leaked, and it’s been online for more than a year," CNN, July 5, 2022. Corroborated by: Josh Ye and Brenda Goh, "Hacker claims to have stolen 1 billion records of Chinese citizens from police," Reuters/NBC News, July 4, 2022; Karen Hao, "A Hacker Claimed to Have Stolen Data on 1 Billion Chinese. Here’s What We Know," Wall Street Journal, July 6, 2022.</w:t>
       </w:r>
     </w:p>
   </w:footnote>
@@ -10001,7 +10059,7 @@
           <w:sz w:val="18"/>
           <w:szCs w:val="18"/>
         </w:rPr>
-        <w:t xml:space="preserve">International Emergency Economic Powers Act, 50 U.S.C. §§1701–1706.</w:t>
+        <w:t xml:space="preserve">Bob Dyachenko (SecurityDiscovery.com) and Cybernews Research Team, discovery reported by Vilius Petkauskas, "Largest ever data leak exposes over 4 billion user records," Cybernews, June 10, 2025. Corroborated by: Shweta Sharma, "Colossal breach exposes 4 billion Chinese user records in surveillance-grade database," CSO Online, June 9, 2025; Pierluigi Paganini, "Experts found 4 billion user records online," Security Affairs, June 7, 2025. Note: the database was a 631GB aggregation of 16 data collections spanning WeChat metadata, residential addresses, identity verification, and financial records; financial records constituted less than one quarter of total records. Researchers characterized it as a surveillance-grade aggregation database, not a financial transaction repository.</w:t>
       </w:r>
     </w:p>
   </w:footnote>
@@ -10022,7 +10080,7 @@
           <w:sz w:val="18"/>
           <w:szCs w:val="18"/>
         </w:rPr>
-        <w:t xml:space="preserve">Export Administration Regulations, 15 CFR Parts 730–774. Entity List: 15 CFR §744, Supplement No. 4. Civil penalty provisions: 15 CFR §764.3(a)(1) (per-violation cap subject to periodic inflation adjustment under the Federal Civil Penalties Inflation Adjustment Act).</w:t>
+        <w:t xml:space="preserve">Financial Crimes Enforcement Network, "311 and 9714 Special Measures," U.S. Department of the Treasury. https://www.fincen.gov/resources/statutes-and-regulations/311-and-9714-special-measures</w:t>
       </w:r>
     </w:p>
   </w:footnote>
@@ -10043,7 +10101,7 @@
           <w:sz w:val="18"/>
           <w:szCs w:val="18"/>
         </w:rPr>
-        <w:t xml:space="preserve">Wassenaar Arrangement on Export Controls for Conventional Arms and Dual-Use Goods and Technologies, public documents and control lists, www.wassenaar.org. See also U.S. Department of State, Bureau of International Security and Nonproliferation, Wassenaar Arrangement overview.</w:t>
+        <w:t xml:space="preserve">USA PATRIOT Act of 2001, Pub. L. 107-56, §311, codified at 31 U.S.C. §5318A.</w:t>
       </w:r>
     </w:p>
   </w:footnote>
@@ -10064,7 +10122,7 @@
           <w:sz w:val="18"/>
           <w:szCs w:val="18"/>
         </w:rPr>
-        <w:t xml:space="preserve">Sean Lyngaas, "Nearly one billion people had their personal data leaked, and it’s been online for more than a year," CNN, July 5, 2022. Corroborated by: Josh Ye and Brenda Goh, "Hacker claims to have stolen 1 billion records of Chinese citizens from police," Reuters/NBC News, July 4, 2022; Karen Hao, "A Hacker Claimed to Have Stolen Data on 1 Billion Chinese. Here’s What We Know," Wall Street Journal, July 6, 2022.</w:t>
+        <w:t xml:space="preserve">Office of Foreign Assets Control, "Chinese Military Companies Sanctions," U.S. Department of the Treasury. https://ofac.treasury.gov/sanctions-programs-and-country-information/chinese-military-companies-sanctions</w:t>
       </w:r>
     </w:p>
   </w:footnote>
@@ -10085,7 +10143,7 @@
           <w:sz w:val="18"/>
           <w:szCs w:val="18"/>
         </w:rPr>
-        <w:t xml:space="preserve">Bob Dyachenko (SecurityDiscovery.com) and Cybernews Research Team, discovery reported by Vilius Petkauskas, "Largest ever data leak exposes over 4 billion user records," Cybernews, June 10, 2025. Corroborated by: Shweta Sharma, "Colossal breach exposes 4 billion Chinese user records in surveillance-grade database," CSO Online, June 9, 2025; Pierluigi Paganini, "Experts found 4 billion user records online," Security Affairs, June 7, 2025. Note: the database was a 631GB aggregation of 16 data collections spanning WeChat metadata, residential addresses, identity verification, and financial records; financial records constituted less than one quarter of total records. Researchers characterized it as a surveillance-grade aggregation database, not a financial transaction repository.</w:t>
+        <w:t xml:space="preserve">Executive Order 13959, "Addressing the Threat from Securities Investments that Finance Communist Chinese Military Companies," November 12, 2020, as amended by E.O. 14032, June 3, 2021.</w:t>
       </w:r>
     </w:p>
   </w:footnote>
@@ -10106,7 +10164,7 @@
           <w:sz w:val="18"/>
           <w:szCs w:val="18"/>
         </w:rPr>
-        <w:t xml:space="preserve">Federal Acquisition Regulation, 48 CFR Part 9, Subpart 9.4, "Debarment, Suspension, and Ineligibility."</w:t>
+        <w:t xml:space="preserve">Executive Order 14105, "Addressing United States Investments in Certain National Security Technologies and Products in Countries of Concern," August 9, 2023.</w:t>
       </w:r>
     </w:p>
   </w:footnote>
@@ -10127,7 +10185,532 @@
           <w:sz w:val="18"/>
           <w:szCs w:val="18"/>
         </w:rPr>
+        <w:t xml:space="preserve">Financial Crimes Enforcement Network, "FinCEN Finds Iraq-based Al-Huda Bank to be of Primary Money Laundering Concern and Proposes a Rule to Combat Terrorist Financing," January 29, 2024.</w:t>
+      </w:r>
+    </w:p>
+  </w:footnote>
+  <w:footnote w:id="22">
+    <w:p>
+      <w:pPr>
+        <w:spacing w:after="40"/>
+      </w:pPr>
+      <w:r>
+        <w:rPr>
+          <w:rStyle w:val="FootnoteReference"/>
+        </w:rPr>
+        <w:footnoteRef/>
+      </w:r>
+      <w:r>
+        <w:rPr>
+          <w:rFonts w:ascii="Arial" w:cs="Arial" w:eastAsia="Arial" w:hAnsi="Arial"/>
+          <w:sz w:val="18"/>
+          <w:szCs w:val="18"/>
+        </w:rPr>
+        <w:t xml:space="preserve">Financial Crimes Enforcement Network, "Imposition of Special Measure regarding Huione Group, as a Foreign Financial Institution of Primary Money Laundering Concern," Final Rule, October 2025.</w:t>
+      </w:r>
+    </w:p>
+  </w:footnote>
+  <w:footnote w:id="23">
+    <w:p>
+      <w:pPr>
+        <w:spacing w:after="40"/>
+      </w:pPr>
+      <w:r>
+        <w:rPr>
+          <w:rStyle w:val="FootnoteReference"/>
+        </w:rPr>
+        <w:footnoteRef/>
+      </w:r>
+      <w:r>
+        <w:rPr>
+          <w:rFonts w:ascii="Arial" w:cs="Arial" w:eastAsia="Arial" w:hAnsi="Arial"/>
+          <w:sz w:val="18"/>
+          <w:szCs w:val="18"/>
+        </w:rPr>
+        <w:t xml:space="preserve">USA PATRIOT Act of 2001, Pub. L. 107-56, §311, codified at 31 U.S.C. §5318A.</w:t>
+      </w:r>
+    </w:p>
+  </w:footnote>
+  <w:footnote w:id="24">
+    <w:p>
+      <w:pPr>
+        <w:spacing w:after="40"/>
+      </w:pPr>
+      <w:r>
+        <w:rPr>
+          <w:rStyle w:val="FootnoteReference"/>
+        </w:rPr>
+        <w:footnoteRef/>
+      </w:r>
+      <w:r>
+        <w:rPr>
+          <w:rFonts w:ascii="Arial" w:cs="Arial" w:eastAsia="Arial" w:hAnsi="Arial"/>
+          <w:sz w:val="18"/>
+          <w:szCs w:val="18"/>
+        </w:rPr>
+        <w:t xml:space="preserve">Financial Crimes Enforcement Network, "311 and 9714 Special Measures," U.S. Department of the Treasury. https://www.fincen.gov/resources/statutes-and-regulations/311-and-9714-special-measures</w:t>
+      </w:r>
+    </w:p>
+  </w:footnote>
+  <w:footnote w:id="25">
+    <w:p>
+      <w:pPr>
+        <w:spacing w:after="40"/>
+      </w:pPr>
+      <w:r>
+        <w:rPr>
+          <w:rStyle w:val="FootnoteReference"/>
+        </w:rPr>
+        <w:footnoteRef/>
+      </w:r>
+      <w:r>
+        <w:rPr>
+          <w:rFonts w:ascii="Arial" w:cs="Arial" w:eastAsia="Arial" w:hAnsi="Arial"/>
+          <w:sz w:val="18"/>
+          <w:szCs w:val="18"/>
+        </w:rPr>
+        <w:t xml:space="preserve">International Emergency Economic Powers Act, 50 U.S.C. §§1701–1706.</w:t>
+      </w:r>
+    </w:p>
+  </w:footnote>
+  <w:footnote w:id="26">
+    <w:p>
+      <w:pPr>
+        <w:spacing w:after="40"/>
+      </w:pPr>
+      <w:r>
+        <w:rPr>
+          <w:rStyle w:val="FootnoteReference"/>
+        </w:rPr>
+        <w:footnoteRef/>
+      </w:r>
+      <w:r>
+        <w:rPr>
+          <w:rFonts w:ascii="Arial" w:cs="Arial" w:eastAsia="Arial" w:hAnsi="Arial"/>
+          <w:sz w:val="18"/>
+          <w:szCs w:val="18"/>
+        </w:rPr>
+        <w:t xml:space="preserve">Export Administration Regulations, 15 CFR Parts 730–774. Entity List: 15 CFR §744, Supplement No. 4. Civil penalty provisions: 15 CFR §764.3(a)(1) (per-violation cap subject to periodic inflation adjustment under the Federal Civil Penalties Inflation Adjustment Act).</w:t>
+      </w:r>
+    </w:p>
+  </w:footnote>
+  <w:footnote w:id="27">
+    <w:p>
+      <w:pPr>
+        <w:spacing w:after="40"/>
+      </w:pPr>
+      <w:r>
+        <w:rPr>
+          <w:rStyle w:val="FootnoteReference"/>
+        </w:rPr>
+        <w:footnoteRef/>
+      </w:r>
+      <w:r>
+        <w:rPr>
+          <w:rFonts w:ascii="Arial" w:cs="Arial" w:eastAsia="Arial" w:hAnsi="Arial"/>
+          <w:sz w:val="18"/>
+          <w:szCs w:val="18"/>
+        </w:rPr>
+        <w:t xml:space="preserve">Bureau of Industry and Security, "Commerce Strengthens Restrictions on Advanced Computing Semiconductors, Semiconductor Manufacturing Equipment, and Items for Supercomputer and Entity List End Uses," October 17, 2023.</w:t>
+      </w:r>
+    </w:p>
+  </w:footnote>
+  <w:footnote w:id="28">
+    <w:p>
+      <w:pPr>
+        <w:spacing w:after="40"/>
+      </w:pPr>
+      <w:r>
+        <w:rPr>
+          <w:rStyle w:val="FootnoteReference"/>
+        </w:rPr>
+        <w:footnoteRef/>
+      </w:r>
+      <w:r>
+        <w:rPr>
+          <w:rFonts w:ascii="Arial" w:cs="Arial" w:eastAsia="Arial" w:hAnsi="Arial"/>
+          <w:sz w:val="18"/>
+          <w:szCs w:val="18"/>
+        </w:rPr>
+        <w:t xml:space="preserve">Bureau of Industry and Security, "Commerce Releases Clarifications of Export Control Rules to Restrict PRC’s Access to Advanced Computing Chips," April 4, 2024.</w:t>
+      </w:r>
+    </w:p>
+  </w:footnote>
+  <w:footnote w:id="29">
+    <w:p>
+      <w:pPr>
+        <w:spacing w:after="40"/>
+      </w:pPr>
+      <w:r>
+        <w:rPr>
+          <w:rStyle w:val="FootnoteReference"/>
+        </w:rPr>
+        <w:footnoteRef/>
+      </w:r>
+      <w:r>
+        <w:rPr>
+          <w:rFonts w:ascii="Arial" w:cs="Arial" w:eastAsia="Arial" w:hAnsi="Arial"/>
+          <w:sz w:val="18"/>
+          <w:szCs w:val="18"/>
+        </w:rPr>
+        <w:t xml:space="preserve">Bureau of Industry and Security, "Commerce Strengthens Export Controls to Restrict China’s Capability to Produce Advanced Semiconductors for Military Modernization," December 2, 2024.</w:t>
+      </w:r>
+    </w:p>
+  </w:footnote>
+  <w:footnote w:id="30">
+    <w:p>
+      <w:pPr>
+        <w:spacing w:after="40"/>
+      </w:pPr>
+      <w:r>
+        <w:rPr>
+          <w:rStyle w:val="FootnoteReference"/>
+        </w:rPr>
+        <w:footnoteRef/>
+      </w:r>
+      <w:r>
+        <w:rPr>
+          <w:rFonts w:ascii="Arial" w:cs="Arial" w:eastAsia="Arial" w:hAnsi="Arial"/>
+          <w:sz w:val="18"/>
+          <w:szCs w:val="18"/>
+        </w:rPr>
+        <w:t xml:space="preserve">CNN, "A hacker has allegedly breached one of China’s supercomputers and is attempting to sell a trove of stolen data," April 8, 2026. https://edition.cnn.com/2026/04/08/china/china-supercomputer-hackers-hnk-intl</w:t>
+      </w:r>
+    </w:p>
+  </w:footnote>
+  <w:footnote w:id="31">
+    <w:p>
+      <w:pPr>
+        <w:spacing w:after="40"/>
+      </w:pPr>
+      <w:r>
+        <w:rPr>
+          <w:rStyle w:val="FootnoteReference"/>
+        </w:rPr>
+        <w:footnoteRef/>
+      </w:r>
+      <w:r>
+        <w:rPr>
+          <w:rFonts w:ascii="Arial" w:cs="Arial" w:eastAsia="Arial" w:hAnsi="Arial"/>
+          <w:sz w:val="18"/>
+          <w:szCs w:val="18"/>
+        </w:rPr>
+        <w:t xml:space="preserve">Marc Hofer (NetAskari), "China’s massive data leak of military secrets?" Substack, March 2026. https://netaskari.substack.com/p/chinas-massive-data-leak-of-military</w:t>
+      </w:r>
+    </w:p>
+  </w:footnote>
+  <w:footnote w:id="32">
+    <w:p>
+      <w:pPr>
+        <w:spacing w:after="40"/>
+      </w:pPr>
+      <w:r>
+        <w:rPr>
+          <w:rStyle w:val="FootnoteReference"/>
+        </w:rPr>
+        <w:footnoteRef/>
+      </w:r>
+      <w:r>
+        <w:rPr>
+          <w:rFonts w:ascii="Arial" w:cs="Arial" w:eastAsia="Arial" w:hAnsi="Arial"/>
+          <w:sz w:val="18"/>
+          <w:szCs w:val="18"/>
+        </w:rPr>
+        <w:t xml:space="preserve">Export Administration Regulations, 15 CFR Parts 730–774. Entity List: 15 CFR §744, Supplement No. 4. Civil penalty provisions: 15 CFR §764.3(a)(1) (per-violation cap subject to periodic inflation adjustment under the Federal Civil Penalties Inflation Adjustment Act).</w:t>
+      </w:r>
+    </w:p>
+  </w:footnote>
+  <w:footnote w:id="33">
+    <w:p>
+      <w:pPr>
+        <w:spacing w:after="40"/>
+      </w:pPr>
+      <w:r>
+        <w:rPr>
+          <w:rStyle w:val="FootnoteReference"/>
+        </w:rPr>
+        <w:footnoteRef/>
+      </w:r>
+      <w:r>
+        <w:rPr>
+          <w:rFonts w:ascii="Arial" w:cs="Arial" w:eastAsia="Arial" w:hAnsi="Arial"/>
+          <w:sz w:val="18"/>
+          <w:szCs w:val="18"/>
+        </w:rPr>
+        <w:t xml:space="preserve">Federal Acquisition Regulation, 48 CFR Part 9, Subpart 9.4, "Debarment, Suspension, and Ineligibility."</w:t>
+      </w:r>
+    </w:p>
+  </w:footnote>
+  <w:footnote w:id="34">
+    <w:p>
+      <w:pPr>
+        <w:spacing w:after="40"/>
+      </w:pPr>
+      <w:r>
+        <w:rPr>
+          <w:rStyle w:val="FootnoteReference"/>
+        </w:rPr>
+        <w:footnoteRef/>
+      </w:r>
+      <w:r>
+        <w:rPr>
+          <w:rFonts w:ascii="Arial" w:cs="Arial" w:eastAsia="Arial" w:hAnsi="Arial"/>
+          <w:sz w:val="18"/>
+          <w:szCs w:val="18"/>
+        </w:rPr>
+        <w:t xml:space="preserve">Export Administration Regulations, 15 CFR Parts 730–774. Entity List: 15 CFR §744, Supplement No. 4. Civil penalty provisions: 15 CFR §764.3(a)(1) (per-violation cap subject to periodic inflation adjustment under the Federal Civil Penalties Inflation Adjustment Act).</w:t>
+      </w:r>
+    </w:p>
+  </w:footnote>
+  <w:footnote w:id="35">
+    <w:p>
+      <w:pPr>
+        <w:spacing w:after="40"/>
+      </w:pPr>
+      <w:r>
+        <w:rPr>
+          <w:rStyle w:val="FootnoteReference"/>
+        </w:rPr>
+        <w:footnoteRef/>
+      </w:r>
+      <w:r>
+        <w:rPr>
+          <w:rFonts w:ascii="Arial" w:cs="Arial" w:eastAsia="Arial" w:hAnsi="Arial"/>
+          <w:sz w:val="18"/>
+          <w:szCs w:val="18"/>
+        </w:rPr>
+        <w:t xml:space="preserve">Wassenaar Arrangement on Export Controls for Conventional Arms and Dual-Use Goods and Technologies, public documents and control lists, www.wassenaar.org. See also U.S. Department of State, Bureau of International Security and Nonproliferation, Wassenaar Arrangement overview.</w:t>
+      </w:r>
+    </w:p>
+  </w:footnote>
+  <w:footnote w:id="36">
+    <w:p>
+      <w:pPr>
+        <w:spacing w:after="40"/>
+      </w:pPr>
+      <w:r>
+        <w:rPr>
+          <w:rStyle w:val="FootnoteReference"/>
+        </w:rPr>
+        <w:footnoteRef/>
+      </w:r>
+      <w:r>
+        <w:rPr>
+          <w:rFonts w:ascii="Arial" w:cs="Arial" w:eastAsia="Arial" w:hAnsi="Arial"/>
+          <w:sz w:val="18"/>
+          <w:szCs w:val="18"/>
+        </w:rPr>
+        <w:t xml:space="preserve">Federal Acquisition Regulation, 48 CFR Part 9, Subpart 9.4, "Debarment, Suspension, and Ineligibility."</w:t>
+      </w:r>
+    </w:p>
+  </w:footnote>
+  <w:footnote w:id="37">
+    <w:p>
+      <w:pPr>
+        <w:spacing w:after="40"/>
+      </w:pPr>
+      <w:r>
+        <w:rPr>
+          <w:rStyle w:val="FootnoteReference"/>
+        </w:rPr>
+        <w:footnoteRef/>
+      </w:r>
+      <w:r>
+        <w:rPr>
+          <w:rFonts w:ascii="Arial" w:cs="Arial" w:eastAsia="Arial" w:hAnsi="Arial"/>
+          <w:sz w:val="18"/>
+          <w:szCs w:val="18"/>
+        </w:rPr>
+        <w:t xml:space="preserve">Wassenaar Arrangement on Export Controls for Conventional Arms and Dual-Use Goods and Technologies, public documents and control lists, www.wassenaar.org. See also U.S. Department of State, Bureau of International Security and Nonproliferation, Wassenaar Arrangement overview.</w:t>
+      </w:r>
+    </w:p>
+  </w:footnote>
+  <w:footnote w:id="38">
+    <w:p>
+      <w:pPr>
+        <w:spacing w:after="40"/>
+      </w:pPr>
+      <w:r>
+        <w:rPr>
+          <w:rStyle w:val="FootnoteReference"/>
+        </w:rPr>
+        <w:footnoteRef/>
+      </w:r>
+      <w:r>
+        <w:rPr>
+          <w:rFonts w:ascii="Arial" w:cs="Arial" w:eastAsia="Arial" w:hAnsi="Arial"/>
+          <w:sz w:val="18"/>
+          <w:szCs w:val="18"/>
+        </w:rPr>
+        <w:t xml:space="preserve">Bureau of Industry and Security, "BIS Updated Public Information Page on Export Controls Imposed on Advanced Computing and Semiconductor Manufacturing Items to the PRC," U.S. Department of Commerce. https://www.bis.gov/press-release/bis-updated-public-information-page-export-controls-imposed-advanced-computing-semiconductor</w:t>
+      </w:r>
+    </w:p>
+  </w:footnote>
+  <w:footnote w:id="39">
+    <w:p>
+      <w:pPr>
+        <w:spacing w:after="40"/>
+      </w:pPr>
+      <w:r>
+        <w:rPr>
+          <w:rStyle w:val="FootnoteReference"/>
+        </w:rPr>
+        <w:footnoteRef/>
+      </w:r>
+      <w:r>
+        <w:rPr>
+          <w:rFonts w:ascii="Arial" w:cs="Arial" w:eastAsia="Arial" w:hAnsi="Arial"/>
+          <w:sz w:val="18"/>
+          <w:szCs w:val="18"/>
+        </w:rPr>
+        <w:t xml:space="preserve">Bureau of Industry and Security, "Commerce Strengthens Restrictions on Advanced Computing Semiconductors, Semiconductor Manufacturing Equipment, and Items for Supercomputer and Entity List End Uses," October 17, 2023.</w:t>
+      </w:r>
+    </w:p>
+  </w:footnote>
+  <w:footnote w:id="40">
+    <w:p>
+      <w:pPr>
+        <w:spacing w:after="40"/>
+      </w:pPr>
+      <w:r>
+        <w:rPr>
+          <w:rStyle w:val="FootnoteReference"/>
+        </w:rPr>
+        <w:footnoteRef/>
+      </w:r>
+      <w:r>
+        <w:rPr>
+          <w:rFonts w:ascii="Arial" w:cs="Arial" w:eastAsia="Arial" w:hAnsi="Arial"/>
+          <w:sz w:val="18"/>
+          <w:szCs w:val="18"/>
+        </w:rPr>
+        <w:t xml:space="preserve">Wassenaar Arrangement on Export Controls for Conventional Arms and Dual-Use Goods and Technologies, public documents and control lists, www.wassenaar.org. See also U.S. Department of State, Bureau of International Security and Nonproliferation, Wassenaar Arrangement overview.</w:t>
+      </w:r>
+    </w:p>
+  </w:footnote>
+  <w:footnote w:id="41">
+    <w:p>
+      <w:pPr>
+        <w:spacing w:after="40"/>
+      </w:pPr>
+      <w:r>
+        <w:rPr>
+          <w:rStyle w:val="FootnoteReference"/>
+        </w:rPr>
+        <w:footnoteRef/>
+      </w:r>
+      <w:r>
+        <w:rPr>
+          <w:rFonts w:ascii="Arial" w:cs="Arial" w:eastAsia="Arial" w:hAnsi="Arial"/>
+          <w:sz w:val="18"/>
+          <w:szCs w:val="18"/>
+        </w:rPr>
+        <w:t xml:space="preserve">Wassenaar Arrangement on Export Controls for Conventional Arms and Dual-Use Goods and Technologies, public documents and control lists, www.wassenaar.org. See also U.S. Department of State, Bureau of International Security and Nonproliferation, Wassenaar Arrangement overview.</w:t>
+      </w:r>
+    </w:p>
+  </w:footnote>
+  <w:footnote w:id="42">
+    <w:p>
+      <w:pPr>
+        <w:spacing w:after="40"/>
+      </w:pPr>
+      <w:r>
+        <w:rPr>
+          <w:rStyle w:val="FootnoteReference"/>
+        </w:rPr>
+        <w:footnoteRef/>
+      </w:r>
+      <w:r>
+        <w:rPr>
+          <w:rFonts w:ascii="Arial" w:cs="Arial" w:eastAsia="Arial" w:hAnsi="Arial"/>
+          <w:sz w:val="18"/>
+          <w:szCs w:val="18"/>
+        </w:rPr>
         <w:t xml:space="preserve">Bureau of Industry and Security, multiple enforcement actions against transshipment networks routing controlled items to PRC end-users through third-country intermediaries, 2022–2025. See also U.S. Department of Justice, press releases on export control enforcement cases involving Singapore-, UAE-, and Malaysia-based intermediaries.</w:t>
+      </w:r>
+    </w:p>
+  </w:footnote>
+  <w:footnote w:id="43">
+    <w:p>
+      <w:pPr>
+        <w:spacing w:after="40"/>
+      </w:pPr>
+      <w:r>
+        <w:rPr>
+          <w:rStyle w:val="FootnoteReference"/>
+        </w:rPr>
+        <w:footnoteRef/>
+      </w:r>
+      <w:r>
+        <w:rPr>
+          <w:rFonts w:ascii="Arial" w:cs="Arial" w:eastAsia="Arial" w:hAnsi="Arial"/>
+          <w:sz w:val="18"/>
+          <w:szCs w:val="18"/>
+        </w:rPr>
+        <w:t xml:space="preserve">International Emergency Economic Powers Act, 50 U.S.C. §§1701–1706.</w:t>
+      </w:r>
+    </w:p>
+  </w:footnote>
+  <w:footnote w:id="44">
+    <w:p>
+      <w:pPr>
+        <w:spacing w:after="40"/>
+      </w:pPr>
+      <w:r>
+        <w:rPr>
+          <w:rStyle w:val="FootnoteReference"/>
+        </w:rPr>
+        <w:footnoteRef/>
+      </w:r>
+      <w:r>
+        <w:rPr>
+          <w:rFonts w:ascii="Arial" w:cs="Arial" w:eastAsia="Arial" w:hAnsi="Arial"/>
+          <w:sz w:val="18"/>
+          <w:szCs w:val="18"/>
+        </w:rPr>
+        <w:t xml:space="preserve">KindHearts for Charitable Humanitarian Development, Inc. v. Geithner, 647 F.Supp.2d 857 (N.D. Ohio 2009); Al Haramain Islamic Foundation, Inc. v. U.S. Dep’t of Treasury, 686 F.3d 965 (9th Cir. 2012). See also Holder v. Humanitarian Law Project, 561 U.S. 1 (2010).</w:t>
+      </w:r>
+    </w:p>
+  </w:footnote>
+  <w:footnote w:id="45">
+    <w:p>
+      <w:pPr>
+        <w:spacing w:after="40"/>
+      </w:pPr>
+      <w:r>
+        <w:rPr>
+          <w:rStyle w:val="FootnoteReference"/>
+        </w:rPr>
+        <w:footnoteRef/>
+      </w:r>
+      <w:r>
+        <w:rPr>
+          <w:rFonts w:ascii="Arial" w:cs="Arial" w:eastAsia="Arial" w:hAnsi="Arial"/>
+          <w:sz w:val="18"/>
+          <w:szCs w:val="18"/>
+        </w:rPr>
+        <w:t xml:space="preserve">Marc Hofer (NetAskari), "China’s massive data leak of military secrets?" Substack, March 2026. https://netaskari.substack.com/p/chinas-massive-data-leak-of-military</w:t>
+      </w:r>
+    </w:p>
+  </w:footnote>
+  <w:footnote w:id="46">
+    <w:p>
+      <w:pPr>
+        <w:spacing w:after="40"/>
+      </w:pPr>
+      <w:r>
+        <w:rPr>
+          <w:rStyle w:val="FootnoteReference"/>
+        </w:rPr>
+        <w:footnoteRef/>
+      </w:r>
+      <w:r>
+        <w:rPr>
+          <w:rFonts w:ascii="Arial" w:cs="Arial" w:eastAsia="Arial" w:hAnsi="Arial"/>
+          <w:sz w:val="18"/>
+          <w:szCs w:val="18"/>
+        </w:rPr>
+        <w:t xml:space="preserve">Marc Hofer (NetAskari), "China’s massive data leak of military secrets?" Substack, March 2026. https://netaskari.substack.com/p/chinas-massive-data-leak-of-military</w:t>
       </w:r>
     </w:p>
   </w:footnote>
